--- a/client_rules/First Chicago.docx
+++ b/client_rules/First Chicago.docx
@@ -92,17 +92,6 @@
       </w:r>
       <w:r>
         <w:t>This may include NADA, J.D. Power, Kelly Blue Book, Edmunds, Carfax, Cars.com</w:t>
-      </w:r>
-    </w:p>
-    <w:p>
-      <w:pPr>
-        <w:numPr>
-          <w:ilvl w:val="0"/>
-          <w:numId w:val="1"/>
-        </w:numPr>
-      </w:pPr>
-      <w:r>
-        <w:t>Contact SCA Specialty Division if you need assistance with this assignment: 818-351-7805</w:t>
       </w:r>
     </w:p>
     <w:p>
@@ -272,7 +261,15 @@
         </w:numPr>
       </w:pPr>
       <w:r>
-        <w:t> changed once repairs have been started. No additional work or</w:t>
+        <w:t xml:space="preserve"> changed once repairs have </w:t>
+      </w:r>
+      <w:proofErr w:type="gramStart"/>
+      <w:r>
+        <w:t>been started</w:t>
+      </w:r>
+      <w:proofErr w:type="gramEnd"/>
+      <w:r>
+        <w:t>. No additional work or</w:t>
       </w:r>
     </w:p>
     <w:p>
@@ -431,7 +428,15 @@
         </w:numPr>
       </w:pPr>
       <w:r>
-        <w:t>At least 4 photos of the damage area</w:t>
+        <w:t xml:space="preserve">At least 4 photos of the </w:t>
+      </w:r>
+      <w:proofErr w:type="gramStart"/>
+      <w:r>
+        <w:t>damage</w:t>
+      </w:r>
+      <w:proofErr w:type="gramEnd"/>
+      <w:r>
+        <w:t xml:space="preserve"> area</w:t>
       </w:r>
     </w:p>
     <w:p>
@@ -606,7 +611,15 @@
         </w:numPr>
       </w:pPr>
       <w:r>
-        <w:t>Carpet condition (front and rear - be sure to lift up floor mats)</w:t>
+        <w:t xml:space="preserve">Carpet condition (front and rear - be sure to </w:t>
+      </w:r>
+      <w:proofErr w:type="gramStart"/>
+      <w:r>
+        <w:t>lift up</w:t>
+      </w:r>
+      <w:proofErr w:type="gramEnd"/>
+      <w:r>
+        <w:t xml:space="preserve"> floor mats)</w:t>
       </w:r>
     </w:p>
     <w:p>
@@ -694,7 +707,15 @@
         </w:numPr>
       </w:pPr>
       <w:r>
-        <w:t>Any other needed photos to depict damage, UPD or conditioning</w:t>
+        <w:t xml:space="preserve">Any other </w:t>
+      </w:r>
+      <w:proofErr w:type="gramStart"/>
+      <w:r>
+        <w:t>needed photos</w:t>
+      </w:r>
+      <w:proofErr w:type="gramEnd"/>
+      <w:r>
+        <w:t xml:space="preserve"> to depict damage, UPD or conditioning</w:t>
       </w:r>
     </w:p>
     <w:p>
@@ -760,7 +781,15 @@
         </w:numPr>
       </w:pPr>
       <w:r>
-        <w:t>Current Model Year (CMY) cars are OEM 1/yr from production date or 12,000 miles, whichever comes first. Utilize - LKQ, Recon and Aftermarket parts are to be utilized if over 1 years from production date or over 12 k miles.</w:t>
+        <w:t xml:space="preserve">Current Model Year (CMY) cars are OEM 1/yr from production date or 12,000 miles, whichever comes first. Utilize - LKQ, Recon and Aftermarket parts are to be utilized if over 1 </w:t>
+      </w:r>
+      <w:proofErr w:type="gramStart"/>
+      <w:r>
+        <w:t>years</w:t>
+      </w:r>
+      <w:proofErr w:type="gramEnd"/>
+      <w:r>
+        <w:t xml:space="preserve"> from production date or over 12 k miles.</w:t>
       </w:r>
     </w:p>
     <w:p>
@@ -771,7 +800,15 @@
         </w:numPr>
       </w:pPr>
       <w:r>
-        <w:t>LKQ parts used must be same model year or newer only.  An exception to this is Indiana or other states where guidelines are in place for  1st party losses (Insureds) is OEM only Current year less additional 5 years.</w:t>
+        <w:t xml:space="preserve">LKQ parts used must be same model year or newer only.  An exception to this is Indiana or other states where guidelines are in place </w:t>
+      </w:r>
+      <w:proofErr w:type="gramStart"/>
+      <w:r>
+        <w:t>for  1</w:t>
+      </w:r>
+      <w:proofErr w:type="gramEnd"/>
+      <w:r>
+        <w:t>st party losses (Insureds) is OEM only Current year less additional 5 years.</w:t>
       </w:r>
     </w:p>
     <w:p>
@@ -804,7 +841,15 @@
         </w:numPr>
       </w:pPr>
       <w:r>
-        <w:t>In each case repair vs. replace when applicable.  In considering repairs, take into account any pre-pull that may enhance the repair of a panel and lessen repair time. </w:t>
+        <w:t xml:space="preserve">In each case repair vs. replace when applicable.  In considering repairs, </w:t>
+      </w:r>
+      <w:proofErr w:type="gramStart"/>
+      <w:r>
+        <w:t>take into account</w:t>
+      </w:r>
+      <w:proofErr w:type="gramEnd"/>
+      <w:r>
+        <w:t xml:space="preserve"> any pre-pull that may enhance the repair of a panel and lessen repair time. </w:t>
       </w:r>
     </w:p>
     <w:p>
@@ -875,7 +920,23 @@
         </w:numPr>
       </w:pPr>
       <w:r>
-        <w:t>Once the appropriate threshold have been reached on your estimating system, please fill out a CCC TL valuation form.  No call in required/ DO NOT RUN A CCC VALUATION.</w:t>
+        <w:t xml:space="preserve">Once the appropriate threshold </w:t>
+      </w:r>
+      <w:proofErr w:type="gramStart"/>
+      <w:r>
+        <w:t>have</w:t>
+      </w:r>
+      <w:proofErr w:type="gramEnd"/>
+      <w:r>
+        <w:t xml:space="preserve"> been reached on your estimating system, please fill out a CCC TL valuation form.  No </w:t>
+      </w:r>
+      <w:proofErr w:type="gramStart"/>
+      <w:r>
+        <w:t>call in</w:t>
+      </w:r>
+      <w:proofErr w:type="gramEnd"/>
+      <w:r>
+        <w:t xml:space="preserve"> required/ DO NOT RUN A CCC VALUATION.</w:t>
       </w:r>
     </w:p>
     <w:p>
@@ -929,8 +990,13 @@
         <w:t>OBVIOUS TOTAL LOSS</w:t>
       </w:r>
       <w:r>
-        <w:t>” is acceptable only for complete burns or when flooded over the seats. .</w:t>
-      </w:r>
+        <w:t>” is acceptable only for complete burns or when flooded over the seats</w:t>
+      </w:r>
+      <w:proofErr w:type="gramStart"/>
+      <w:r>
+        <w:t>. .</w:t>
+      </w:r>
+      <w:proofErr w:type="gramEnd"/>
     </w:p>
     <w:p>
       <w:r>
@@ -988,8 +1054,13 @@
       </w:r>
     </w:p>
     <w:p>
-      <w:r>
-        <w:t>  Do not include towing, storage or teardown charges in estimate. List in Appraisal Report comments only and include a copy of the invoice/bill with your upload.</w:t>
+      <w:proofErr w:type="gramStart"/>
+      <w:r>
+        <w:t>  Do</w:t>
+      </w:r>
+      <w:proofErr w:type="gramEnd"/>
+      <w:r>
+        <w:t xml:space="preserve"> not include towing, storage or teardown charges in estimate. List in Appraisal Report comments only and include a copy of the invoice/bill with your upload.</w:t>
       </w:r>
     </w:p>
     <w:p>
@@ -1103,7 +1174,15 @@
         </w:numPr>
       </w:pPr>
       <w:r>
-        <w:t>Convertible/simulated tops, leather seat covers should be based on a 10 year life</w:t>
+        <w:t xml:space="preserve">Convertible/simulated tops, leather seat covers should be based on a </w:t>
+      </w:r>
+      <w:proofErr w:type="gramStart"/>
+      <w:r>
+        <w:t>10 year</w:t>
+      </w:r>
+      <w:proofErr w:type="gramEnd"/>
+      <w:r>
+        <w:t xml:space="preserve"> life</w:t>
       </w:r>
     </w:p>
     <w:p>
@@ -1125,7 +1204,15 @@
         </w:numPr>
       </w:pPr>
       <w:r>
-        <w:t>Electronic items: radios, navigation units, display heads, window regulator and convertible top motors, power door lock motors, power trunk motors/actuators, electronic/hydraulic suspensions motors should be based on a 10 year life expectancy.</w:t>
+        <w:t xml:space="preserve">Electronic items: radios, navigation units, display heads, window regulator and convertible top motors, power door lock motors, power trunk motors/actuators, electronic/hydraulic suspensions motors should be based on a </w:t>
+      </w:r>
+      <w:proofErr w:type="gramStart"/>
+      <w:r>
+        <w:t>10 year</w:t>
+      </w:r>
+      <w:proofErr w:type="gramEnd"/>
+      <w:r>
+        <w:t xml:space="preserve"> life expectancy.</w:t>
       </w:r>
     </w:p>
     <w:p>
@@ -1180,7 +1267,23 @@
         </w:numPr>
       </w:pPr>
       <w:r>
-        <w:t>Comment in your Appraisal Report the "Approximate Market Value" of the unit. </w:t>
+        <w:t xml:space="preserve">Comment </w:t>
+      </w:r>
+      <w:proofErr w:type="gramStart"/>
+      <w:r>
+        <w:t>in</w:t>
+      </w:r>
+      <w:proofErr w:type="gramEnd"/>
+      <w:r>
+        <w:t xml:space="preserve"> your Appraisal </w:t>
+      </w:r>
+      <w:proofErr w:type="gramStart"/>
+      <w:r>
+        <w:t>Report</w:t>
+      </w:r>
+      <w:proofErr w:type="gramEnd"/>
+      <w:r>
+        <w:t xml:space="preserve"> the "Approximate Market Value" of the unit. </w:t>
       </w:r>
     </w:p>
     <w:p>
@@ -1313,7 +1416,23 @@
         </w:numPr>
       </w:pPr>
       <w:r>
-        <w:t>All policies are “standard auto policies” which simply means the policy covers whatever the vehicle came with off the assembly line.  A/M accessories, lift kits, bug shields, underbody lighting, modified air intakes, simulated roofs, body graphics/stripes, etc are not covered. With regards to wheels/tires, radio/navigation items, under the policy these would be covered up to whatever the amount of the OEM equipment on the vehicle would have been to replace less any betterment.</w:t>
+        <w:t xml:space="preserve">All policies are “standard auto policies” which simply means the policy covers whatever the vehicle came with off the assembly line.  A/M accessories, lift kits, bug shields, underbody lighting, modified air intakes, simulated roofs, body graphics/stripes, </w:t>
+      </w:r>
+      <w:proofErr w:type="spellStart"/>
+      <w:r>
+        <w:t>etc</w:t>
+      </w:r>
+      <w:proofErr w:type="spellEnd"/>
+      <w:r>
+        <w:t xml:space="preserve"> are not covered. With regards to wheels/tires, radio/navigation items, under the policy these would be covered up to whatever the amount of the OEM equipment on the vehicle would have been to replace </w:t>
+      </w:r>
+      <w:proofErr w:type="gramStart"/>
+      <w:r>
+        <w:t>less any betterment</w:t>
+      </w:r>
+      <w:proofErr w:type="gramEnd"/>
+      <w:r>
+        <w:t>.</w:t>
       </w:r>
     </w:p>
     <w:p>
@@ -1324,7 +1443,15 @@
         </w:numPr>
       </w:pPr>
       <w:r>
-        <w:t>All unrelated prior damages should  be written dollar for dollar and substantiating photos should accompany the UPD estimate.  Also, do not write UPD as all OEM, use LKQ and A/M, reconditioned parts when available on the UPD.</w:t>
+        <w:t xml:space="preserve">All unrelated prior damages </w:t>
+      </w:r>
+      <w:proofErr w:type="gramStart"/>
+      <w:r>
+        <w:t>should  be</w:t>
+      </w:r>
+      <w:proofErr w:type="gramEnd"/>
+      <w:r>
+        <w:t xml:space="preserve"> written dollar for dollar and substantiating photos should accompany the UPD estimate.  Also, do not write UPD as all OEM, use LKQ and A/M, reconditioned parts when available on the UPD.</w:t>
       </w:r>
     </w:p>
     <w:p>
@@ -1356,7 +1483,15 @@
     </w:p>
     <w:p>
       <w:r>
-        <w:t>-Sheets written at a residence or tow yard should only include: tint color .5, hazardous waste removal $3 sublet.</w:t>
+        <w:t xml:space="preserve">-Sheets written at a residence or tow yard should only </w:t>
+      </w:r>
+      <w:proofErr w:type="gramStart"/>
+      <w:r>
+        <w:t>include:</w:t>
+      </w:r>
+      <w:proofErr w:type="gramEnd"/>
+      <w:r>
+        <w:t xml:space="preserve"> tint color .5, hazardous waste removal $3 sublet.</w:t>
       </w:r>
     </w:p>
     <w:p>
@@ -1380,73 +1515,235 @@
     </w:p>
     <w:p>
       <w:r>
-        <w:t>Cavity Wax:  $10.00 and 0.3 hrs </w:t>
-      </w:r>
-    </w:p>
-    <w:p>
-      <w:r>
-        <w:t>Color Sand &amp; Buff:   (max 2.0 hrs) and 0.3 per panel </w:t>
-      </w:r>
-    </w:p>
-    <w:p>
-      <w:r>
-        <w:t>Corrosion Protection: 10.00 and 0.3 hrs </w:t>
-      </w:r>
-    </w:p>
-    <w:p>
-      <w:r>
-        <w:t>Cover car interior:   0.5 hrs </w:t>
-      </w:r>
-    </w:p>
-    <w:p>
-      <w:r>
-        <w:t>Cover Car 5.00 and 0.3 hrs  </w:t>
-      </w:r>
-    </w:p>
-    <w:p>
-      <w:r>
-        <w:t>Damage from unibody clamps:  0.5 each (Body&amp; Ref) </w:t>
-      </w:r>
-    </w:p>
-    <w:p>
-      <w:r>
-        <w:t>Flex Additive:  8.00  incl </w:t>
-      </w:r>
-    </w:p>
-    <w:p>
-      <w:r>
-        <w:t>Mask off windshield/back glass:   0.3 hrs each </w:t>
-      </w:r>
-    </w:p>
-    <w:p>
-      <w:r>
-        <w:t>Mount&amp; Balance tire:  (up to 19”)   $15.00/sublet, (20” and up)   $24.00/sublet </w:t>
-      </w:r>
-    </w:p>
-    <w:p>
-      <w:r>
-        <w:t>Set up &amp; Measure – Unibody:   1.5 hrs @ body </w:t>
-      </w:r>
-    </w:p>
-    <w:p>
-      <w:r>
-        <w:t>Set up &amp; Measure – Full frame:   1.0  hr @ body </w:t>
-      </w:r>
-    </w:p>
-    <w:p>
-      <w:r>
-        <w:t>Tint Color – 2 stage:   .5 hr @ body  </w:t>
-      </w:r>
-    </w:p>
-    <w:p>
-      <w:r>
-        <w:t>Tint Color – 3 stage:   1.0 hr @ body </w:t>
-      </w:r>
-    </w:p>
-    <w:p>
-      <w:r>
-        <w:t>Weld thru primer: 12.00 and 0.3 hrs</w:t>
-      </w:r>
+        <w:t>Cavity Wax</w:t>
+      </w:r>
+      <w:proofErr w:type="gramStart"/>
+      <w:r>
+        <w:t>:  $</w:t>
+      </w:r>
+      <w:proofErr w:type="gramEnd"/>
+      <w:r>
+        <w:t xml:space="preserve">10.00 and 0.3 </w:t>
+      </w:r>
+      <w:proofErr w:type="spellStart"/>
+      <w:r>
+        <w:t>hrs</w:t>
+      </w:r>
+      <w:proofErr w:type="spellEnd"/>
+      <w:r>
+        <w:t> </w:t>
+      </w:r>
+    </w:p>
+    <w:p>
+      <w:r>
+        <w:t>Color Sand &amp; Buff:</w:t>
+      </w:r>
+      <w:proofErr w:type="gramStart"/>
+      <w:r>
+        <w:t>   (</w:t>
+      </w:r>
+      <w:proofErr w:type="gramEnd"/>
+      <w:r>
+        <w:t xml:space="preserve">max 2.0 </w:t>
+      </w:r>
+      <w:proofErr w:type="spellStart"/>
+      <w:r>
+        <w:t>hrs</w:t>
+      </w:r>
+      <w:proofErr w:type="spellEnd"/>
+      <w:r>
+        <w:t>) and 0.3 per panel </w:t>
+      </w:r>
+    </w:p>
+    <w:p>
+      <w:r>
+        <w:t xml:space="preserve">Corrosion Protection: 10.00 and 0.3 </w:t>
+      </w:r>
+      <w:proofErr w:type="spellStart"/>
+      <w:r>
+        <w:t>hrs</w:t>
+      </w:r>
+      <w:proofErr w:type="spellEnd"/>
+      <w:r>
+        <w:t> </w:t>
+      </w:r>
+    </w:p>
+    <w:p>
+      <w:r>
+        <w:t xml:space="preserve">Cover car interior:   0.5 </w:t>
+      </w:r>
+      <w:proofErr w:type="spellStart"/>
+      <w:r>
+        <w:t>hrs</w:t>
+      </w:r>
+      <w:proofErr w:type="spellEnd"/>
+      <w:r>
+        <w:t> </w:t>
+      </w:r>
+    </w:p>
+    <w:p>
+      <w:r>
+        <w:t xml:space="preserve">Cover Car 5.00 and 0.3 </w:t>
+      </w:r>
+      <w:proofErr w:type="spellStart"/>
+      <w:r>
+        <w:t>hrs</w:t>
+      </w:r>
+      <w:proofErr w:type="spellEnd"/>
+      <w:r>
+        <w:t>  </w:t>
+      </w:r>
+    </w:p>
+    <w:p>
+      <w:r>
+        <w:t>Damage from unibody clamps</w:t>
+      </w:r>
+      <w:proofErr w:type="gramStart"/>
+      <w:r>
+        <w:t>:  0.5</w:t>
+      </w:r>
+      <w:proofErr w:type="gramEnd"/>
+      <w:r>
+        <w:t xml:space="preserve"> each (Body&amp; Ref) </w:t>
+      </w:r>
+    </w:p>
+    <w:p>
+      <w:r>
+        <w:t xml:space="preserve">Flex Additive:  </w:t>
+      </w:r>
+      <w:proofErr w:type="gramStart"/>
+      <w:r>
+        <w:t>8.00  incl</w:t>
+      </w:r>
+      <w:proofErr w:type="gramEnd"/>
+      <w:r>
+        <w:t> </w:t>
+      </w:r>
+    </w:p>
+    <w:p>
+      <w:r>
+        <w:t xml:space="preserve">Mask off windshield/back glass:   0.3 </w:t>
+      </w:r>
+      <w:proofErr w:type="spellStart"/>
+      <w:r>
+        <w:t>hrs</w:t>
+      </w:r>
+      <w:proofErr w:type="spellEnd"/>
+      <w:r>
+        <w:t xml:space="preserve"> each </w:t>
+      </w:r>
+    </w:p>
+    <w:p>
+      <w:r>
+        <w:t>Mount&amp; Balance tire</w:t>
+      </w:r>
+      <w:proofErr w:type="gramStart"/>
+      <w:r>
+        <w:t>:  (</w:t>
+      </w:r>
+      <w:proofErr w:type="gramEnd"/>
+      <w:r>
+        <w:t>up to 19</w:t>
+      </w:r>
+      <w:proofErr w:type="gramStart"/>
+      <w:r>
+        <w:t xml:space="preserve">”)   </w:t>
+      </w:r>
+      <w:proofErr w:type="gramEnd"/>
+      <w:r>
+        <w:t xml:space="preserve">$15.00/sublet, (20” and </w:t>
+      </w:r>
+      <w:proofErr w:type="gramStart"/>
+      <w:r>
+        <w:t xml:space="preserve">up)   </w:t>
+      </w:r>
+      <w:proofErr w:type="gramEnd"/>
+      <w:r>
+        <w:t>$24.00/sublet </w:t>
+      </w:r>
+    </w:p>
+    <w:p>
+      <w:r>
+        <w:t xml:space="preserve">Set up &amp; Measure – Unibody:   1.5 </w:t>
+      </w:r>
+      <w:proofErr w:type="spellStart"/>
+      <w:r>
+        <w:t>hrs</w:t>
+      </w:r>
+      <w:proofErr w:type="spellEnd"/>
+      <w:r>
+        <w:t xml:space="preserve"> @ body </w:t>
+      </w:r>
+    </w:p>
+    <w:p>
+      <w:r>
+        <w:t xml:space="preserve">Set up &amp; Measure – Full frame:   </w:t>
+      </w:r>
+      <w:proofErr w:type="gramStart"/>
+      <w:r>
+        <w:t xml:space="preserve">1.0  </w:t>
+      </w:r>
+      <w:proofErr w:type="spellStart"/>
+      <w:r>
+        <w:t>hr</w:t>
+      </w:r>
+      <w:proofErr w:type="spellEnd"/>
+      <w:proofErr w:type="gramEnd"/>
+      <w:r>
+        <w:t xml:space="preserve"> @ body </w:t>
+      </w:r>
+    </w:p>
+    <w:p>
+      <w:r>
+        <w:t xml:space="preserve">Tint Color – 2 </w:t>
+      </w:r>
+      <w:proofErr w:type="gramStart"/>
+      <w:r>
+        <w:t>stage</w:t>
+      </w:r>
+      <w:proofErr w:type="gramEnd"/>
+      <w:r>
+        <w:t xml:space="preserve">:   .5 </w:t>
+      </w:r>
+      <w:proofErr w:type="spellStart"/>
+      <w:r>
+        <w:t>hr</w:t>
+      </w:r>
+      <w:proofErr w:type="spellEnd"/>
+      <w:r>
+        <w:t xml:space="preserve"> @ body  </w:t>
+      </w:r>
+    </w:p>
+    <w:p>
+      <w:r>
+        <w:t xml:space="preserve">Tint Color – 3 </w:t>
+      </w:r>
+      <w:proofErr w:type="gramStart"/>
+      <w:r>
+        <w:t>stage</w:t>
+      </w:r>
+      <w:proofErr w:type="gramEnd"/>
+      <w:r>
+        <w:t xml:space="preserve">:   1.0 </w:t>
+      </w:r>
+      <w:proofErr w:type="spellStart"/>
+      <w:r>
+        <w:t>hr</w:t>
+      </w:r>
+      <w:proofErr w:type="spellEnd"/>
+      <w:r>
+        <w:t xml:space="preserve"> @ body </w:t>
+      </w:r>
+    </w:p>
+    <w:p>
+      <w:r>
+        <w:t xml:space="preserve">Weld thru primer: 12.00 and 0.3 </w:t>
+      </w:r>
+      <w:proofErr w:type="spellStart"/>
+      <w:r>
+        <w:t>hrs</w:t>
+      </w:r>
+      <w:proofErr w:type="spellEnd"/>
     </w:p>
     <w:p>
       <w:r>
@@ -1454,12 +1751,36 @@
           <w:b/>
           <w:bCs/>
         </w:rPr>
-        <w:t>Fluids/Sealer/Checmicals: </w:t>
-      </w:r>
-    </w:p>
-    <w:p>
-      <w:r>
-        <w:t>Antifreeze -  Standard:  $7.50/gallon </w:t>
+        <w:t>Fluids/Sealer/</w:t>
+      </w:r>
+      <w:proofErr w:type="spellStart"/>
+      <w:r>
+        <w:rPr>
+          <w:b/>
+          <w:bCs/>
+        </w:rPr>
+        <w:t>Checmicals</w:t>
+      </w:r>
+      <w:proofErr w:type="spellEnd"/>
+      <w:r>
+        <w:rPr>
+          <w:b/>
+          <w:bCs/>
+        </w:rPr>
+        <w:t>: </w:t>
+      </w:r>
+    </w:p>
+    <w:p>
+      <w:r>
+        <w:t xml:space="preserve">Antifreeze </w:t>
+      </w:r>
+      <w:proofErr w:type="gramStart"/>
+      <w:r>
+        <w:t>-  Standard:  $</w:t>
+      </w:r>
+      <w:proofErr w:type="gramEnd"/>
+      <w:r>
+        <w:t>7.50/gallon </w:t>
       </w:r>
     </w:p>
     <w:p>
@@ -1469,7 +1790,15 @@
     </w:p>
     <w:p>
       <w:r>
-        <w:t>Body foam:  $35.00/tube </w:t>
+        <w:t>Body foam</w:t>
+      </w:r>
+      <w:proofErr w:type="gramStart"/>
+      <w:r>
+        <w:t>:  $</w:t>
+      </w:r>
+      <w:proofErr w:type="gramEnd"/>
+      <w:r>
+        <w:t>35.00/tube </w:t>
       </w:r>
     </w:p>
     <w:p>
@@ -1489,7 +1818,15 @@
     </w:p>
     <w:p>
       <w:r>
-        <w:t>Freon 1234-YF:  $105 per pound </w:t>
+        <w:t>Freon 1234-YF</w:t>
+      </w:r>
+      <w:proofErr w:type="gramStart"/>
+      <w:r>
+        <w:t>:  $</w:t>
+      </w:r>
+      <w:proofErr w:type="gramEnd"/>
+      <w:r>
+        <w:t>105 per pound </w:t>
       </w:r>
     </w:p>
     <w:p>
@@ -1535,22 +1872,70 @@
     </w:p>
     <w:p>
       <w:r>
-        <w:t>Seam Sealer:  $24.00/cartridge </w:t>
-      </w:r>
-    </w:p>
-    <w:p>
-      <w:r>
-        <w:t>Self-leveling seam sealer:  $36.00/cartridge </w:t>
-      </w:r>
-    </w:p>
-    <w:p>
-      <w:r>
-        <w:t>Stripes – painted:   0.5 hrs first panel, 1.5/hr entire side @ refinish                        </w:t>
-      </w:r>
-    </w:p>
-    <w:p>
-      <w:r>
-        <w:t>Stripes – tape:  $15.00 materials 0.5hr first panel, 1.0 hr entire side @ body                                                                (Pinstripes, painted stripes, graphics are NOT covered for insured’s/1</w:t>
+        <w:t>Seam Sealer</w:t>
+      </w:r>
+      <w:proofErr w:type="gramStart"/>
+      <w:r>
+        <w:t>:  $</w:t>
+      </w:r>
+      <w:proofErr w:type="gramEnd"/>
+      <w:r>
+        <w:t>24.00/cartridge </w:t>
+      </w:r>
+    </w:p>
+    <w:p>
+      <w:r>
+        <w:t xml:space="preserve">Self-leveling seam </w:t>
+      </w:r>
+      <w:proofErr w:type="gramStart"/>
+      <w:r>
+        <w:t>sealer:  $</w:t>
+      </w:r>
+      <w:proofErr w:type="gramEnd"/>
+      <w:r>
+        <w:t>36.00/cartridge </w:t>
+      </w:r>
+    </w:p>
+    <w:p>
+      <w:r>
+        <w:t xml:space="preserve">Stripes – painted:   0.5 </w:t>
+      </w:r>
+      <w:proofErr w:type="spellStart"/>
+      <w:r>
+        <w:t>hrs</w:t>
+      </w:r>
+      <w:proofErr w:type="spellEnd"/>
+      <w:r>
+        <w:t xml:space="preserve"> first panel, 1.5/</w:t>
+      </w:r>
+      <w:proofErr w:type="spellStart"/>
+      <w:r>
+        <w:t>hr</w:t>
+      </w:r>
+      <w:proofErr w:type="spellEnd"/>
+      <w:r>
+        <w:t xml:space="preserve"> entire side @ refinish                        </w:t>
+      </w:r>
+    </w:p>
+    <w:p>
+      <w:r>
+        <w:t xml:space="preserve">Stripes – tape:  $15.00 materials 0.5hr first panel, 1.0 </w:t>
+      </w:r>
+      <w:proofErr w:type="spellStart"/>
+      <w:r>
+        <w:t>hr</w:t>
+      </w:r>
+      <w:proofErr w:type="spellEnd"/>
+      <w:r>
+        <w:t xml:space="preserve"> entire side @ body                                                             </w:t>
+      </w:r>
+      <w:proofErr w:type="gramStart"/>
+      <w:r>
+        <w:t>   (</w:t>
+      </w:r>
+      <w:proofErr w:type="gramEnd"/>
+      <w:r>
+        <w:t>Pinstripes, painted stripes, graphics are NOT covered for insured’s/1</w:t>
       </w:r>
       <w:r>
         <w:rPr>
@@ -1564,17 +1949,41 @@
     </w:p>
     <w:p>
       <w:r>
-        <w:t>Windshield washer fluid:  $3.00 </w:t>
-      </w:r>
-    </w:p>
-    <w:p>
-      <w:r>
-        <w:t>Alignment – 2 wheel:  $69.95/sublet </w:t>
-      </w:r>
-    </w:p>
-    <w:p>
-      <w:r>
-        <w:t>Alignment – 4 wheel:  $89.95/sublet </w:t>
+        <w:t>Windshield washer fluid</w:t>
+      </w:r>
+      <w:proofErr w:type="gramStart"/>
+      <w:r>
+        <w:t>:  $</w:t>
+      </w:r>
+      <w:proofErr w:type="gramEnd"/>
+      <w:r>
+        <w:t>3.00 </w:t>
+      </w:r>
+    </w:p>
+    <w:p>
+      <w:r>
+        <w:t xml:space="preserve">Alignment – 2 </w:t>
+      </w:r>
+      <w:proofErr w:type="gramStart"/>
+      <w:r>
+        <w:t>wheel</w:t>
+      </w:r>
+      <w:proofErr w:type="gramEnd"/>
+      <w:r>
+        <w:t>:  $69.95/sublet </w:t>
+      </w:r>
+    </w:p>
+    <w:p>
+      <w:r>
+        <w:t xml:space="preserve">Alignment – 4 </w:t>
+      </w:r>
+      <w:proofErr w:type="gramStart"/>
+      <w:r>
+        <w:t>wheel</w:t>
+      </w:r>
+      <w:proofErr w:type="gramEnd"/>
+      <w:r>
+        <w:t>:  $89.95/sublet </w:t>
       </w:r>
     </w:p>
     <w:p>

--- a/client_rules/First Chicago.docx
+++ b/client_rules/First Chicago.docx
@@ -261,15 +261,7 @@
         </w:numPr>
       </w:pPr>
       <w:r>
-        <w:t xml:space="preserve"> changed once repairs have </w:t>
-      </w:r>
-      <w:proofErr w:type="gramStart"/>
-      <w:r>
-        <w:t>been started</w:t>
-      </w:r>
-      <w:proofErr w:type="gramEnd"/>
-      <w:r>
-        <w:t>. No additional work or</w:t>
+        <w:t> changed once repairs have been started. No additional work or</w:t>
       </w:r>
     </w:p>
     <w:p>
@@ -428,15 +420,7 @@
         </w:numPr>
       </w:pPr>
       <w:r>
-        <w:t xml:space="preserve">At least 4 photos of the </w:t>
-      </w:r>
-      <w:proofErr w:type="gramStart"/>
-      <w:r>
-        <w:t>damage</w:t>
-      </w:r>
-      <w:proofErr w:type="gramEnd"/>
-      <w:r>
-        <w:t xml:space="preserve"> area</w:t>
+        <w:t>At least 4 photos of the damage area</w:t>
       </w:r>
     </w:p>
     <w:p>
@@ -611,15 +595,7 @@
         </w:numPr>
       </w:pPr>
       <w:r>
-        <w:t xml:space="preserve">Carpet condition (front and rear - be sure to </w:t>
-      </w:r>
-      <w:proofErr w:type="gramStart"/>
-      <w:r>
-        <w:t>lift up</w:t>
-      </w:r>
-      <w:proofErr w:type="gramEnd"/>
-      <w:r>
-        <w:t xml:space="preserve"> floor mats)</w:t>
+        <w:t>Carpet condition (front and rear - be sure to lift up floor mats)</w:t>
       </w:r>
     </w:p>
     <w:p>
@@ -707,15 +683,7 @@
         </w:numPr>
       </w:pPr>
       <w:r>
-        <w:t xml:space="preserve">Any other </w:t>
-      </w:r>
-      <w:proofErr w:type="gramStart"/>
-      <w:r>
-        <w:t>needed photos</w:t>
-      </w:r>
-      <w:proofErr w:type="gramEnd"/>
-      <w:r>
-        <w:t xml:space="preserve"> to depict damage, UPD or conditioning</w:t>
+        <w:t>Any other needed photos to depict damage, UPD or conditioning</w:t>
       </w:r>
     </w:p>
     <w:p>
@@ -781,15 +749,7 @@
         </w:numPr>
       </w:pPr>
       <w:r>
-        <w:t xml:space="preserve">Current Model Year (CMY) cars are OEM 1/yr from production date or 12,000 miles, whichever comes first. Utilize - LKQ, Recon and Aftermarket parts are to be utilized if over 1 </w:t>
-      </w:r>
-      <w:proofErr w:type="gramStart"/>
-      <w:r>
-        <w:t>years</w:t>
-      </w:r>
-      <w:proofErr w:type="gramEnd"/>
-      <w:r>
-        <w:t xml:space="preserve"> from production date or over 12 k miles.</w:t>
+        <w:t>Current Model Year (CMY) cars are OEM 1/yr from production date or 12,000 miles, whichever comes first. Utilize - LKQ, Recon and Aftermarket parts are to be utilized if over 1 years from production date or over 12 k miles.</w:t>
       </w:r>
     </w:p>
     <w:p>
@@ -800,15 +760,7 @@
         </w:numPr>
       </w:pPr>
       <w:r>
-        <w:t xml:space="preserve">LKQ parts used must be same model year or newer only.  An exception to this is Indiana or other states where guidelines are in place </w:t>
-      </w:r>
-      <w:proofErr w:type="gramStart"/>
-      <w:r>
-        <w:t>for  1</w:t>
-      </w:r>
-      <w:proofErr w:type="gramEnd"/>
-      <w:r>
-        <w:t>st party losses (Insureds) is OEM only Current year less additional 5 years.</w:t>
+        <w:t>LKQ parts used must be same model year or newer only.  An exception to this is Indiana or other states where guidelines are in place for  1st party losses (Insureds) is OEM only Current year less additional 5 years.</w:t>
       </w:r>
     </w:p>
     <w:p>
@@ -841,15 +793,7 @@
         </w:numPr>
       </w:pPr>
       <w:r>
-        <w:t xml:space="preserve">In each case repair vs. replace when applicable.  In considering repairs, </w:t>
-      </w:r>
-      <w:proofErr w:type="gramStart"/>
-      <w:r>
-        <w:t>take into account</w:t>
-      </w:r>
-      <w:proofErr w:type="gramEnd"/>
-      <w:r>
-        <w:t xml:space="preserve"> any pre-pull that may enhance the repair of a panel and lessen repair time. </w:t>
+        <w:t>In each case repair vs. replace when applicable.  In considering repairs, take into account any pre-pull that may enhance the repair of a panel and lessen repair time. </w:t>
       </w:r>
     </w:p>
     <w:p>
@@ -920,23 +864,7 @@
         </w:numPr>
       </w:pPr>
       <w:r>
-        <w:t xml:space="preserve">Once the appropriate threshold </w:t>
-      </w:r>
-      <w:proofErr w:type="gramStart"/>
-      <w:r>
-        <w:t>have</w:t>
-      </w:r>
-      <w:proofErr w:type="gramEnd"/>
-      <w:r>
-        <w:t xml:space="preserve"> been reached on your estimating system, please fill out a CCC TL valuation form.  No </w:t>
-      </w:r>
-      <w:proofErr w:type="gramStart"/>
-      <w:r>
-        <w:t>call in</w:t>
-      </w:r>
-      <w:proofErr w:type="gramEnd"/>
-      <w:r>
-        <w:t xml:space="preserve"> required/ DO NOT RUN A CCC VALUATION.</w:t>
+        <w:t>Once the appropriate threshold have been reached on your estimating system, please fill out a CCC TL valuation form.  No call in required/ DO NOT RUN A CCC VALUATION.</w:t>
       </w:r>
     </w:p>
     <w:p>
@@ -990,13 +918,8 @@
         <w:t>OBVIOUS TOTAL LOSS</w:t>
       </w:r>
       <w:r>
-        <w:t>” is acceptable only for complete burns or when flooded over the seats</w:t>
-      </w:r>
-      <w:proofErr w:type="gramStart"/>
-      <w:r>
-        <w:t>. .</w:t>
-      </w:r>
-      <w:proofErr w:type="gramEnd"/>
+        <w:t>” is acceptable only for complete burns or when flooded over the seats. .</w:t>
+      </w:r>
     </w:p>
     <w:p>
       <w:r>
@@ -1054,13 +977,8 @@
       </w:r>
     </w:p>
     <w:p>
-      <w:proofErr w:type="gramStart"/>
-      <w:r>
-        <w:t>  Do</w:t>
-      </w:r>
-      <w:proofErr w:type="gramEnd"/>
-      <w:r>
-        <w:t xml:space="preserve"> not include towing, storage or teardown charges in estimate. List in Appraisal Report comments only and include a copy of the invoice/bill with your upload.</w:t>
+      <w:r>
+        <w:t>  Do not include towing, storage or teardown charges in estimate. List in Appraisal Report comments only and include a copy of the invoice/bill with your upload.</w:t>
       </w:r>
     </w:p>
     <w:p>
@@ -1174,15 +1092,7 @@
         </w:numPr>
       </w:pPr>
       <w:r>
-        <w:t xml:space="preserve">Convertible/simulated tops, leather seat covers should be based on a </w:t>
-      </w:r>
-      <w:proofErr w:type="gramStart"/>
-      <w:r>
-        <w:t>10 year</w:t>
-      </w:r>
-      <w:proofErr w:type="gramEnd"/>
-      <w:r>
-        <w:t xml:space="preserve"> life</w:t>
+        <w:t>Convertible/simulated tops, leather seat covers should be based on a 10 year life</w:t>
       </w:r>
     </w:p>
     <w:p>
@@ -1204,15 +1114,7 @@
         </w:numPr>
       </w:pPr>
       <w:r>
-        <w:t xml:space="preserve">Electronic items: radios, navigation units, display heads, window regulator and convertible top motors, power door lock motors, power trunk motors/actuators, electronic/hydraulic suspensions motors should be based on a </w:t>
-      </w:r>
-      <w:proofErr w:type="gramStart"/>
-      <w:r>
-        <w:t>10 year</w:t>
-      </w:r>
-      <w:proofErr w:type="gramEnd"/>
-      <w:r>
-        <w:t xml:space="preserve"> life expectancy.</w:t>
+        <w:t>Electronic items: radios, navigation units, display heads, window regulator and convertible top motors, power door lock motors, power trunk motors/actuators, electronic/hydraulic suspensions motors should be based on a 10 year life expectancy.</w:t>
       </w:r>
     </w:p>
     <w:p>
@@ -1245,7 +1147,7 @@
         </w:numPr>
       </w:pPr>
       <w:r>
-        <w:t>Complete the Core appraisal report in its entirety and provide specific detailed inspection notes.</w:t>
+        <w:t>Complete the appraisal report in its entirety and provide specific detailed inspection notes.</w:t>
       </w:r>
     </w:p>
     <w:p>
@@ -1267,23 +1169,7 @@
         </w:numPr>
       </w:pPr>
       <w:r>
-        <w:t xml:space="preserve">Comment </w:t>
-      </w:r>
-      <w:proofErr w:type="gramStart"/>
-      <w:r>
-        <w:t>in</w:t>
-      </w:r>
-      <w:proofErr w:type="gramEnd"/>
-      <w:r>
-        <w:t xml:space="preserve"> your Appraisal </w:t>
-      </w:r>
-      <w:proofErr w:type="gramStart"/>
-      <w:r>
-        <w:t>Report</w:t>
-      </w:r>
-      <w:proofErr w:type="gramEnd"/>
-      <w:r>
-        <w:t xml:space="preserve"> the "Approximate Market Value" of the unit. </w:t>
+        <w:t>Comment in your Appraisal Report the "Approximate Market Value" of the unit. </w:t>
       </w:r>
     </w:p>
     <w:p>
@@ -1416,23 +1302,7 @@
         </w:numPr>
       </w:pPr>
       <w:r>
-        <w:t xml:space="preserve">All policies are “standard auto policies” which simply means the policy covers whatever the vehicle came with off the assembly line.  A/M accessories, lift kits, bug shields, underbody lighting, modified air intakes, simulated roofs, body graphics/stripes, </w:t>
-      </w:r>
-      <w:proofErr w:type="spellStart"/>
-      <w:r>
-        <w:t>etc</w:t>
-      </w:r>
-      <w:proofErr w:type="spellEnd"/>
-      <w:r>
-        <w:t xml:space="preserve"> are not covered. With regards to wheels/tires, radio/navigation items, under the policy these would be covered up to whatever the amount of the OEM equipment on the vehicle would have been to replace </w:t>
-      </w:r>
-      <w:proofErr w:type="gramStart"/>
-      <w:r>
-        <w:t>less any betterment</w:t>
-      </w:r>
-      <w:proofErr w:type="gramEnd"/>
-      <w:r>
-        <w:t>.</w:t>
+        <w:t>All policies are “standard auto policies” which simply means the policy covers whatever the vehicle came with off the assembly line.  A/M accessories, lift kits, bug shields, underbody lighting, modified air intakes, simulated roofs, body graphics/stripes, etc are not covered. With regards to wheels/tires, radio/navigation items, under the policy these would be covered up to whatever the amount of the OEM equipment on the vehicle would have been to replace less any betterment.</w:t>
       </w:r>
     </w:p>
     <w:p>
@@ -1443,15 +1313,7 @@
         </w:numPr>
       </w:pPr>
       <w:r>
-        <w:t xml:space="preserve">All unrelated prior damages </w:t>
-      </w:r>
-      <w:proofErr w:type="gramStart"/>
-      <w:r>
-        <w:t>should  be</w:t>
-      </w:r>
-      <w:proofErr w:type="gramEnd"/>
-      <w:r>
-        <w:t xml:space="preserve"> written dollar for dollar and substantiating photos should accompany the UPD estimate.  Also, do not write UPD as all OEM, use LKQ and A/M, reconditioned parts when available on the UPD.</w:t>
+        <w:t>All unrelated prior damages should  be written dollar for dollar and substantiating photos should accompany the UPD estimate.  Also, do not write UPD as all OEM, use LKQ and A/M, reconditioned parts when available on the UPD.</w:t>
       </w:r>
     </w:p>
     <w:p>
@@ -1483,15 +1345,7 @@
     </w:p>
     <w:p>
       <w:r>
-        <w:t xml:space="preserve">-Sheets written at a residence or tow yard should only </w:t>
-      </w:r>
-      <w:proofErr w:type="gramStart"/>
-      <w:r>
-        <w:t>include:</w:t>
-      </w:r>
-      <w:proofErr w:type="gramEnd"/>
-      <w:r>
-        <w:t xml:space="preserve"> tint color .5, hazardous waste removal $3 sublet.</w:t>
+        <w:t>-Sheets written at a residence or tow yard should only include: tint color .5, hazardous waste removal $3 sublet.</w:t>
       </w:r>
     </w:p>
     <w:p>
@@ -1515,235 +1369,73 @@
     </w:p>
     <w:p>
       <w:r>
-        <w:t>Cavity Wax</w:t>
-      </w:r>
-      <w:proofErr w:type="gramStart"/>
-      <w:r>
-        <w:t>:  $</w:t>
-      </w:r>
-      <w:proofErr w:type="gramEnd"/>
-      <w:r>
-        <w:t xml:space="preserve">10.00 and 0.3 </w:t>
-      </w:r>
-      <w:proofErr w:type="spellStart"/>
-      <w:r>
-        <w:t>hrs</w:t>
-      </w:r>
-      <w:proofErr w:type="spellEnd"/>
-      <w:r>
-        <w:t> </w:t>
-      </w:r>
-    </w:p>
-    <w:p>
-      <w:r>
-        <w:t>Color Sand &amp; Buff:</w:t>
-      </w:r>
-      <w:proofErr w:type="gramStart"/>
-      <w:r>
-        <w:t>   (</w:t>
-      </w:r>
-      <w:proofErr w:type="gramEnd"/>
-      <w:r>
-        <w:t xml:space="preserve">max 2.0 </w:t>
-      </w:r>
-      <w:proofErr w:type="spellStart"/>
-      <w:r>
-        <w:t>hrs</w:t>
-      </w:r>
-      <w:proofErr w:type="spellEnd"/>
-      <w:r>
-        <w:t>) and 0.3 per panel </w:t>
-      </w:r>
-    </w:p>
-    <w:p>
-      <w:r>
-        <w:t xml:space="preserve">Corrosion Protection: 10.00 and 0.3 </w:t>
-      </w:r>
-      <w:proofErr w:type="spellStart"/>
-      <w:r>
-        <w:t>hrs</w:t>
-      </w:r>
-      <w:proofErr w:type="spellEnd"/>
-      <w:r>
-        <w:t> </w:t>
-      </w:r>
-    </w:p>
-    <w:p>
-      <w:r>
-        <w:t xml:space="preserve">Cover car interior:   0.5 </w:t>
-      </w:r>
-      <w:proofErr w:type="spellStart"/>
-      <w:r>
-        <w:t>hrs</w:t>
-      </w:r>
-      <w:proofErr w:type="spellEnd"/>
-      <w:r>
-        <w:t> </w:t>
-      </w:r>
-    </w:p>
-    <w:p>
-      <w:r>
-        <w:t xml:space="preserve">Cover Car 5.00 and 0.3 </w:t>
-      </w:r>
-      <w:proofErr w:type="spellStart"/>
-      <w:r>
-        <w:t>hrs</w:t>
-      </w:r>
-      <w:proofErr w:type="spellEnd"/>
-      <w:r>
-        <w:t>  </w:t>
-      </w:r>
-    </w:p>
-    <w:p>
-      <w:r>
-        <w:t>Damage from unibody clamps</w:t>
-      </w:r>
-      <w:proofErr w:type="gramStart"/>
-      <w:r>
-        <w:t>:  0.5</w:t>
-      </w:r>
-      <w:proofErr w:type="gramEnd"/>
-      <w:r>
-        <w:t xml:space="preserve"> each (Body&amp; Ref) </w:t>
-      </w:r>
-    </w:p>
-    <w:p>
-      <w:r>
-        <w:t xml:space="preserve">Flex Additive:  </w:t>
-      </w:r>
-      <w:proofErr w:type="gramStart"/>
-      <w:r>
-        <w:t>8.00  incl</w:t>
-      </w:r>
-      <w:proofErr w:type="gramEnd"/>
-      <w:r>
-        <w:t> </w:t>
-      </w:r>
-    </w:p>
-    <w:p>
-      <w:r>
-        <w:t xml:space="preserve">Mask off windshield/back glass:   0.3 </w:t>
-      </w:r>
-      <w:proofErr w:type="spellStart"/>
-      <w:r>
-        <w:t>hrs</w:t>
-      </w:r>
-      <w:proofErr w:type="spellEnd"/>
-      <w:r>
-        <w:t xml:space="preserve"> each </w:t>
-      </w:r>
-    </w:p>
-    <w:p>
-      <w:r>
-        <w:t>Mount&amp; Balance tire</w:t>
-      </w:r>
-      <w:proofErr w:type="gramStart"/>
-      <w:r>
-        <w:t>:  (</w:t>
-      </w:r>
-      <w:proofErr w:type="gramEnd"/>
-      <w:r>
-        <w:t>up to 19</w:t>
-      </w:r>
-      <w:proofErr w:type="gramStart"/>
-      <w:r>
-        <w:t xml:space="preserve">”)   </w:t>
-      </w:r>
-      <w:proofErr w:type="gramEnd"/>
-      <w:r>
-        <w:t xml:space="preserve">$15.00/sublet, (20” and </w:t>
-      </w:r>
-      <w:proofErr w:type="gramStart"/>
-      <w:r>
-        <w:t xml:space="preserve">up)   </w:t>
-      </w:r>
-      <w:proofErr w:type="gramEnd"/>
-      <w:r>
-        <w:t>$24.00/sublet </w:t>
-      </w:r>
-    </w:p>
-    <w:p>
-      <w:r>
-        <w:t xml:space="preserve">Set up &amp; Measure – Unibody:   1.5 </w:t>
-      </w:r>
-      <w:proofErr w:type="spellStart"/>
-      <w:r>
-        <w:t>hrs</w:t>
-      </w:r>
-      <w:proofErr w:type="spellEnd"/>
-      <w:r>
-        <w:t xml:space="preserve"> @ body </w:t>
-      </w:r>
-    </w:p>
-    <w:p>
-      <w:r>
-        <w:t xml:space="preserve">Set up &amp; Measure – Full frame:   </w:t>
-      </w:r>
-      <w:proofErr w:type="gramStart"/>
-      <w:r>
-        <w:t xml:space="preserve">1.0  </w:t>
-      </w:r>
-      <w:proofErr w:type="spellStart"/>
-      <w:r>
-        <w:t>hr</w:t>
-      </w:r>
-      <w:proofErr w:type="spellEnd"/>
-      <w:proofErr w:type="gramEnd"/>
-      <w:r>
-        <w:t xml:space="preserve"> @ body </w:t>
-      </w:r>
-    </w:p>
-    <w:p>
-      <w:r>
-        <w:t xml:space="preserve">Tint Color – 2 </w:t>
-      </w:r>
-      <w:proofErr w:type="gramStart"/>
-      <w:r>
-        <w:t>stage</w:t>
-      </w:r>
-      <w:proofErr w:type="gramEnd"/>
-      <w:r>
-        <w:t xml:space="preserve">:   .5 </w:t>
-      </w:r>
-      <w:proofErr w:type="spellStart"/>
-      <w:r>
-        <w:t>hr</w:t>
-      </w:r>
-      <w:proofErr w:type="spellEnd"/>
-      <w:r>
-        <w:t xml:space="preserve"> @ body  </w:t>
-      </w:r>
-    </w:p>
-    <w:p>
-      <w:r>
-        <w:t xml:space="preserve">Tint Color – 3 </w:t>
-      </w:r>
-      <w:proofErr w:type="gramStart"/>
-      <w:r>
-        <w:t>stage</w:t>
-      </w:r>
-      <w:proofErr w:type="gramEnd"/>
-      <w:r>
-        <w:t xml:space="preserve">:   1.0 </w:t>
-      </w:r>
-      <w:proofErr w:type="spellStart"/>
-      <w:r>
-        <w:t>hr</w:t>
-      </w:r>
-      <w:proofErr w:type="spellEnd"/>
-      <w:r>
-        <w:t xml:space="preserve"> @ body </w:t>
-      </w:r>
-    </w:p>
-    <w:p>
-      <w:r>
-        <w:t xml:space="preserve">Weld thru primer: 12.00 and 0.3 </w:t>
-      </w:r>
-      <w:proofErr w:type="spellStart"/>
-      <w:r>
-        <w:t>hrs</w:t>
-      </w:r>
-      <w:proofErr w:type="spellEnd"/>
+        <w:t>Cavity Wax:  $10.00 and 0.3 hrs </w:t>
+      </w:r>
+    </w:p>
+    <w:p>
+      <w:r>
+        <w:t>Color Sand &amp; Buff:   (max 2.0 hrs) and 0.3 per panel </w:t>
+      </w:r>
+    </w:p>
+    <w:p>
+      <w:r>
+        <w:t>Corrosion Protection: 10.00 and 0.3 hrs </w:t>
+      </w:r>
+    </w:p>
+    <w:p>
+      <w:r>
+        <w:t>Cover car interior:   0.5 hrs </w:t>
+      </w:r>
+    </w:p>
+    <w:p>
+      <w:r>
+        <w:t>Cover Car 5.00 and 0.3 hrs  </w:t>
+      </w:r>
+    </w:p>
+    <w:p>
+      <w:r>
+        <w:t>Damage from unibody clamps:  0.5 each (Body&amp; Ref) </w:t>
+      </w:r>
+    </w:p>
+    <w:p>
+      <w:r>
+        <w:t>Flex Additive:  8.00  incl </w:t>
+      </w:r>
+    </w:p>
+    <w:p>
+      <w:r>
+        <w:t>Mask off windshield/back glass:   0.3 hrs each </w:t>
+      </w:r>
+    </w:p>
+    <w:p>
+      <w:r>
+        <w:t>Mount&amp; Balance tire:  (up to 19”)   $15.00/sublet, (20” and up)   $24.00/sublet </w:t>
+      </w:r>
+    </w:p>
+    <w:p>
+      <w:r>
+        <w:t>Set up &amp; Measure – Unibody:   1.5 hrs @ body </w:t>
+      </w:r>
+    </w:p>
+    <w:p>
+      <w:r>
+        <w:t>Set up &amp; Measure – Full frame:   1.0  hr @ body </w:t>
+      </w:r>
+    </w:p>
+    <w:p>
+      <w:r>
+        <w:t>Tint Color – 2 stage:   .5 hr @ body  </w:t>
+      </w:r>
+    </w:p>
+    <w:p>
+      <w:r>
+        <w:t>Tint Color – 3 stage:   1.0 hr @ body </w:t>
+      </w:r>
+    </w:p>
+    <w:p>
+      <w:r>
+        <w:t>Weld thru primer: 12.00 and 0.3 hrs</w:t>
+      </w:r>
     </w:p>
     <w:p>
       <w:r>
@@ -1751,36 +1443,12 @@
           <w:b/>
           <w:bCs/>
         </w:rPr>
-        <w:t>Fluids/Sealer/</w:t>
-      </w:r>
-      <w:proofErr w:type="spellStart"/>
-      <w:r>
-        <w:rPr>
-          <w:b/>
-          <w:bCs/>
-        </w:rPr>
-        <w:t>Checmicals</w:t>
-      </w:r>
-      <w:proofErr w:type="spellEnd"/>
-      <w:r>
-        <w:rPr>
-          <w:b/>
-          <w:bCs/>
-        </w:rPr>
-        <w:t>: </w:t>
-      </w:r>
-    </w:p>
-    <w:p>
-      <w:r>
-        <w:t xml:space="preserve">Antifreeze </w:t>
-      </w:r>
-      <w:proofErr w:type="gramStart"/>
-      <w:r>
-        <w:t>-  Standard:  $</w:t>
-      </w:r>
-      <w:proofErr w:type="gramEnd"/>
-      <w:r>
-        <w:t>7.50/gallon </w:t>
+        <w:t>Fluids/Sealer/Checmicals: </w:t>
+      </w:r>
+    </w:p>
+    <w:p>
+      <w:r>
+        <w:t>Antifreeze -  Standard:  $7.50/gallon </w:t>
       </w:r>
     </w:p>
     <w:p>
@@ -1790,15 +1458,7 @@
     </w:p>
     <w:p>
       <w:r>
-        <w:t>Body foam</w:t>
-      </w:r>
-      <w:proofErr w:type="gramStart"/>
-      <w:r>
-        <w:t>:  $</w:t>
-      </w:r>
-      <w:proofErr w:type="gramEnd"/>
-      <w:r>
-        <w:t>35.00/tube </w:t>
+        <w:t>Body foam:  $35.00/tube </w:t>
       </w:r>
     </w:p>
     <w:p>
@@ -1818,15 +1478,7 @@
     </w:p>
     <w:p>
       <w:r>
-        <w:t>Freon 1234-YF</w:t>
-      </w:r>
-      <w:proofErr w:type="gramStart"/>
-      <w:r>
-        <w:t>:  $</w:t>
-      </w:r>
-      <w:proofErr w:type="gramEnd"/>
-      <w:r>
-        <w:t>105 per pound </w:t>
+        <w:t>Freon 1234-YF:  $105 per pound </w:t>
       </w:r>
     </w:p>
     <w:p>
@@ -1872,70 +1524,22 @@
     </w:p>
     <w:p>
       <w:r>
-        <w:t>Seam Sealer</w:t>
-      </w:r>
-      <w:proofErr w:type="gramStart"/>
-      <w:r>
-        <w:t>:  $</w:t>
-      </w:r>
-      <w:proofErr w:type="gramEnd"/>
-      <w:r>
-        <w:t>24.00/cartridge </w:t>
-      </w:r>
-    </w:p>
-    <w:p>
-      <w:r>
-        <w:t xml:space="preserve">Self-leveling seam </w:t>
-      </w:r>
-      <w:proofErr w:type="gramStart"/>
-      <w:r>
-        <w:t>sealer:  $</w:t>
-      </w:r>
-      <w:proofErr w:type="gramEnd"/>
-      <w:r>
-        <w:t>36.00/cartridge </w:t>
-      </w:r>
-    </w:p>
-    <w:p>
-      <w:r>
-        <w:t xml:space="preserve">Stripes – painted:   0.5 </w:t>
-      </w:r>
-      <w:proofErr w:type="spellStart"/>
-      <w:r>
-        <w:t>hrs</w:t>
-      </w:r>
-      <w:proofErr w:type="spellEnd"/>
-      <w:r>
-        <w:t xml:space="preserve"> first panel, 1.5/</w:t>
-      </w:r>
-      <w:proofErr w:type="spellStart"/>
-      <w:r>
-        <w:t>hr</w:t>
-      </w:r>
-      <w:proofErr w:type="spellEnd"/>
-      <w:r>
-        <w:t xml:space="preserve"> entire side @ refinish                        </w:t>
-      </w:r>
-    </w:p>
-    <w:p>
-      <w:r>
-        <w:t xml:space="preserve">Stripes – tape:  $15.00 materials 0.5hr first panel, 1.0 </w:t>
-      </w:r>
-      <w:proofErr w:type="spellStart"/>
-      <w:r>
-        <w:t>hr</w:t>
-      </w:r>
-      <w:proofErr w:type="spellEnd"/>
-      <w:r>
-        <w:t xml:space="preserve"> entire side @ body                                                             </w:t>
-      </w:r>
-      <w:proofErr w:type="gramStart"/>
-      <w:r>
-        <w:t>   (</w:t>
-      </w:r>
-      <w:proofErr w:type="gramEnd"/>
-      <w:r>
-        <w:t>Pinstripes, painted stripes, graphics are NOT covered for insured’s/1</w:t>
+        <w:t>Seam Sealer:  $24.00/cartridge </w:t>
+      </w:r>
+    </w:p>
+    <w:p>
+      <w:r>
+        <w:t>Self-leveling seam sealer:  $36.00/cartridge </w:t>
+      </w:r>
+    </w:p>
+    <w:p>
+      <w:r>
+        <w:t>Stripes – painted:   0.5 hrs first panel, 1.5/hr entire side @ refinish                        </w:t>
+      </w:r>
+    </w:p>
+    <w:p>
+      <w:r>
+        <w:t>Stripes – tape:  $15.00 materials 0.5hr first panel, 1.0 hr entire side @ body                                                                (Pinstripes, painted stripes, graphics are NOT covered for insured’s/1</w:t>
       </w:r>
       <w:r>
         <w:rPr>
@@ -1949,41 +1553,17 @@
     </w:p>
     <w:p>
       <w:r>
-        <w:t>Windshield washer fluid</w:t>
-      </w:r>
-      <w:proofErr w:type="gramStart"/>
-      <w:r>
-        <w:t>:  $</w:t>
-      </w:r>
-      <w:proofErr w:type="gramEnd"/>
-      <w:r>
-        <w:t>3.00 </w:t>
-      </w:r>
-    </w:p>
-    <w:p>
-      <w:r>
-        <w:t xml:space="preserve">Alignment – 2 </w:t>
-      </w:r>
-      <w:proofErr w:type="gramStart"/>
-      <w:r>
-        <w:t>wheel</w:t>
-      </w:r>
-      <w:proofErr w:type="gramEnd"/>
-      <w:r>
-        <w:t>:  $69.95/sublet </w:t>
-      </w:r>
-    </w:p>
-    <w:p>
-      <w:r>
-        <w:t xml:space="preserve">Alignment – 4 </w:t>
-      </w:r>
-      <w:proofErr w:type="gramStart"/>
-      <w:r>
-        <w:t>wheel</w:t>
-      </w:r>
-      <w:proofErr w:type="gramEnd"/>
-      <w:r>
-        <w:t>:  $89.95/sublet </w:t>
+        <w:t>Windshield washer fluid:  $3.00 </w:t>
+      </w:r>
+    </w:p>
+    <w:p>
+      <w:r>
+        <w:t>Alignment – 2 wheel:  $69.95/sublet </w:t>
+      </w:r>
+    </w:p>
+    <w:p>
+      <w:r>
+        <w:t>Alignment – 4 wheel:  $89.95/sublet </w:t>
       </w:r>
     </w:p>
     <w:p>
